--- a/policies/build/chapters_v2/COP/document/COP9/SOP_ICU_Admission_Discharge_BedShortage.docx
+++ b/policies/build/chapters_v2/COP/document/COP9/SOP_ICU_Admission_Discharge_BedShortage.docx
@@ -363,7 +363,7 @@
         <w:rPr>
           <w:i/>
         </w:rPr>
-        <w:t>A patient handed from one team, vehicle or setting to another is vulnerable exactly at that transition point — this step exists to protect them there.</w:t>
+        <w:t>Admitting a patient to ICU without applying the defined criteria can mean a bed intended for the sickest patients goes to someone who didn't need it, while someone who did was waiting.</w:t>
       </w:r>
     </w:p>
     <w:p>
@@ -430,7 +430,7 @@
         <w:rPr>
           <w:i/>
         </w:rPr>
-        <w:t>Skipping or rushing this step is exactly the kind of gap an assessor — or a real patient safety incident — would eventually surface.</w:t>
+        <w:t>A bed shortage that isn't escalated immediately, in order, can leave a critically ill patient waiting on a decision no one above the ward level even knows is needed.</w:t>
       </w:r>
     </w:p>
     <w:p>
@@ -500,7 +500,7 @@
             <w:color w:val="0563C1"/>
             <w:u w:val="single"/>
           </w:rPr>
-          <w:t>NABH — Hospitals Accreditation Programme (HCO), 6th Edition standards</w:t>
+          <w:t>National Accreditation Board for Hospitals and Healthcare Providers. (2025). NABH accreditation standards for hospitals (6th ed.). ISBN 978-81-965264-9-8.</w:t>
         </w:r>
       </w:hyperlink>
     </w:p>
